--- a/PE_RPI_2026_2027.docx
+++ b/PE_RPI_2026_2027.docx
@@ -9357,7 +9357,7 @@
                 <w:i w:val="0"/>
                 <w:sz w:val="22"/>
               </w:rPr>
-              <w:t>145</w:t>
+              <w:t>140</w:t>
             </w:r>
           </w:p>
         </w:tc>
@@ -9423,7 +9423,7 @@
                 <w:i w:val="0"/>
                 <w:sz w:val="22"/>
               </w:rPr>
-              <w:t>72 500</w:t>
+              <w:t>70 000</w:t>
             </w:r>
           </w:p>
         </w:tc>
@@ -9471,7 +9471,7 @@
                 <w:i/>
                 <w:sz w:val="22"/>
               </w:rPr>
-              <w:t>ST : 72 500</w:t>
+              <w:t>ST : 70 000</w:t>
             </w:r>
           </w:p>
         </w:tc>
@@ -10080,7 +10080,7 @@
           <w:i w:val="0"/>
           <w:sz w:val="24"/>
         </w:rPr>
-        <w:t>Nofaranana tamin’ny tetibola : 1 100 500 Ar (RPI (Etat))</w:t>
+        <w:t>Nofaranana tamin’ny tetibola : 1 098 000 Ar (RPI (Etat))</w:t>
       </w:r>
     </w:p>
     <w:p>

--- a/PE_RPI_2026_2027.docx
+++ b/PE_RPI_2026_2027.docx
@@ -970,6 +970,35 @@
                 <w:sz w:val="22"/>
               </w:rPr>
               <w:t>RPI (Etat)</w:t>
+            </w:r>
+          </w:p>
+          <w:p>
+            <w:pPr>
+              <w:spacing w:before="0" w:after="0" w:line="240" w:lineRule="auto"/>
+              <w:jc w:val="center"/>
+            </w:pPr>
+            <w:r>
+              <w:rPr>
+                <w:rFonts w:ascii="Times New Roman" w:hAnsi="Times New Roman" w:eastAsia="Times New Roman" w:cs="Times New Roman"/>
+                <w:b w:val="0"/>
+                <w:i w:val="0"/>
+                <w:sz w:val="22"/>
+              </w:rPr>
+            </w:r>
+          </w:p>
+          <w:p>
+            <w:pPr>
+              <w:spacing w:before="0" w:after="0" w:line="240" w:lineRule="auto"/>
+              <w:jc w:val="center"/>
+            </w:pPr>
+            <w:r>
+              <w:rPr>
+                <w:rFonts w:ascii="Times New Roman" w:hAnsi="Times New Roman" w:eastAsia="Times New Roman" w:cs="Times New Roman"/>
+                <w:b/>
+                <w:i/>
+                <w:sz w:val="22"/>
+              </w:rPr>
+              <w:t>ST : 335 500</w:t>
             </w:r>
           </w:p>
         </w:tc>
@@ -2291,11 +2320,10 @@
             <w:r>
               <w:rPr>
                 <w:rFonts w:ascii="Times New Roman" w:hAnsi="Times New Roman" w:eastAsia="Times New Roman" w:cs="Times New Roman"/>
-                <w:b/>
-                <w:i/>
+                <w:b w:val="0"/>
+                <w:i w:val="0"/>
                 <w:sz w:val="22"/>
               </w:rPr>
-              <w:t>ST : 335 500</w:t>
             </w:r>
           </w:p>
         </w:tc>
@@ -2563,6 +2591,35 @@
                 <w:sz w:val="22"/>
               </w:rPr>
               <w:t>RPI (Etat)</w:t>
+            </w:r>
+          </w:p>
+          <w:p>
+            <w:pPr>
+              <w:spacing w:before="0" w:after="0" w:line="240" w:lineRule="auto"/>
+              <w:jc w:val="center"/>
+            </w:pPr>
+            <w:r>
+              <w:rPr>
+                <w:rFonts w:ascii="Times New Roman" w:hAnsi="Times New Roman" w:eastAsia="Times New Roman" w:cs="Times New Roman"/>
+                <w:b w:val="0"/>
+                <w:i w:val="0"/>
+                <w:sz w:val="22"/>
+              </w:rPr>
+            </w:r>
+          </w:p>
+          <w:p>
+            <w:pPr>
+              <w:spacing w:before="0" w:after="0" w:line="240" w:lineRule="auto"/>
+              <w:jc w:val="center"/>
+            </w:pPr>
+            <w:r>
+              <w:rPr>
+                <w:rFonts w:ascii="Times New Roman" w:hAnsi="Times New Roman" w:eastAsia="Times New Roman" w:cs="Times New Roman"/>
+                <w:b/>
+                <w:i/>
+                <w:sz w:val="22"/>
+              </w:rPr>
+              <w:t>ST : 127 000</w:t>
             </w:r>
           </w:p>
         </w:tc>
@@ -3089,11 +3146,10 @@
             <w:r>
               <w:rPr>
                 <w:rFonts w:ascii="Times New Roman" w:hAnsi="Times New Roman" w:eastAsia="Times New Roman" w:cs="Times New Roman"/>
-                <w:b/>
-                <w:i/>
+                <w:b w:val="0"/>
+                <w:i w:val="0"/>
                 <w:sz w:val="22"/>
               </w:rPr>
-              <w:t>ST : 127 000</w:t>
             </w:r>
           </w:p>
         </w:tc>
@@ -3361,6 +3417,35 @@
                 <w:sz w:val="22"/>
               </w:rPr>
               <w:t>RPI (Etat)</w:t>
+            </w:r>
+          </w:p>
+          <w:p>
+            <w:pPr>
+              <w:spacing w:before="0" w:after="0" w:line="240" w:lineRule="auto"/>
+              <w:jc w:val="center"/>
+            </w:pPr>
+            <w:r>
+              <w:rPr>
+                <w:rFonts w:ascii="Times New Roman" w:hAnsi="Times New Roman" w:eastAsia="Times New Roman" w:cs="Times New Roman"/>
+                <w:b w:val="0"/>
+                <w:i w:val="0"/>
+                <w:sz w:val="22"/>
+              </w:rPr>
+            </w:r>
+          </w:p>
+          <w:p>
+            <w:pPr>
+              <w:spacing w:before="0" w:after="0" w:line="240" w:lineRule="auto"/>
+              <w:jc w:val="center"/>
+            </w:pPr>
+            <w:r>
+              <w:rPr>
+                <w:rFonts w:ascii="Times New Roman" w:hAnsi="Times New Roman" w:eastAsia="Times New Roman" w:cs="Times New Roman"/>
+                <w:b/>
+                <w:i/>
+                <w:sz w:val="22"/>
+              </w:rPr>
+              <w:t>ST : 471 500</w:t>
             </w:r>
           </w:p>
         </w:tc>
@@ -9187,11 +9272,10 @@
             <w:r>
               <w:rPr>
                 <w:rFonts w:ascii="Times New Roman" w:hAnsi="Times New Roman" w:eastAsia="Times New Roman" w:cs="Times New Roman"/>
-                <w:b/>
-                <w:i/>
+                <w:b w:val="0"/>
+                <w:i w:val="0"/>
                 <w:sz w:val="22"/>
               </w:rPr>
-              <w:t>ST : 471 500</w:t>
             </w:r>
           </w:p>
         </w:tc>
@@ -9457,6 +9541,20 @@
                 <w:sz w:val="22"/>
               </w:rPr>
               <w:t>RPI (Etat)</w:t>
+            </w:r>
+          </w:p>
+          <w:p>
+            <w:pPr>
+              <w:spacing w:before="0" w:after="0" w:line="240" w:lineRule="auto"/>
+              <w:jc w:val="center"/>
+            </w:pPr>
+            <w:r>
+              <w:rPr>
+                <w:rFonts w:ascii="Times New Roman" w:hAnsi="Times New Roman" w:eastAsia="Times New Roman" w:cs="Times New Roman"/>
+                <w:b w:val="0"/>
+                <w:i w:val="0"/>
+                <w:sz w:val="22"/>
+              </w:rPr>
             </w:r>
           </w:p>
           <w:p>
@@ -9747,6 +9845,20 @@
             <w:r>
               <w:rPr>
                 <w:rFonts w:ascii="Times New Roman" w:hAnsi="Times New Roman" w:eastAsia="Times New Roman" w:cs="Times New Roman"/>
+                <w:b w:val="0"/>
+                <w:i w:val="0"/>
+                <w:sz w:val="22"/>
+              </w:rPr>
+            </w:r>
+          </w:p>
+          <w:p>
+            <w:pPr>
+              <w:spacing w:before="0" w:after="0" w:line="240" w:lineRule="auto"/>
+              <w:jc w:val="center"/>
+            </w:pPr>
+            <w:r>
+              <w:rPr>
+                <w:rFonts w:ascii="Times New Roman" w:hAnsi="Times New Roman" w:eastAsia="Times New Roman" w:cs="Times New Roman"/>
                 <w:b/>
                 <w:i/>
                 <w:sz w:val="22"/>
@@ -10017,6 +10129,20 @@
                 <w:sz w:val="22"/>
               </w:rPr>
               <w:t>RPI (Etat)</w:t>
+            </w:r>
+          </w:p>
+          <w:p>
+            <w:pPr>
+              <w:spacing w:before="0" w:after="0" w:line="240" w:lineRule="auto"/>
+              <w:jc w:val="center"/>
+            </w:pPr>
+            <w:r>
+              <w:rPr>
+                <w:rFonts w:ascii="Times New Roman" w:hAnsi="Times New Roman" w:eastAsia="Times New Roman" w:cs="Times New Roman"/>
+                <w:b w:val="0"/>
+                <w:i w:val="0"/>
+                <w:sz w:val="22"/>
+              </w:rPr>
             </w:r>
           </w:p>
           <w:p>
